--- a/docs/deliverable/SDD.docx
+++ b/docs/deliverable/SDD.docx
@@ -7,7 +7,7 @@
         <w:pStyle w:val="Title"/>
       </w:pPr>
       <w:r>
-        <w:t xml:space="preserve">MedWatch - Software Design Description (SDD / DPPL)</w:t>
+        <w:t xml:space="preserve">Software Design Description (SDD) MedWatch</w:t>
       </w:r>
     </w:p>
     <w:p>
@@ -18159,7 +18159,7 @@
         <w:rPr>
           <w:rStyle w:val="VerbatimChar"/>
         </w:rPr>
-        <w:t xml:space="preserve">docs/adr/0001-vercel-cloud-run-split.md</w:t>
+        <w:t xml:space="preserve">docs/adr/0001-vercel-cloud-run-security-pattern.md</w:t>
       </w:r>
       <w:r>
         <w:t xml:space="preserve"> </w:t>
